--- a/Docs/File_Consumer_proposal_03_Aug.docx
+++ b/Docs/File_Consumer_proposal_03_Aug.docx
@@ -46,7 +46,16 @@
           <w:i/>
           <w:iCs/>
         </w:rPr>
-        <w:t>Version 1.2</w:t>
+        <w:t>Version 1.</w:t>
+      </w:r>
+      <w:r>
+        <w:rPr>
+          <w:b w:val="false"/>
+          <w:bCs w:val="false"/>
+          <w:i/>
+          <w:iCs/>
+        </w:rPr>
+        <w:t>3</w:t>
       </w:r>
     </w:p>
     <w:p>
@@ -3907,7 +3916,7 @@
     <w:p>
       <w:pPr>
         <w:pStyle w:val="Normal"/>
-        <w:spacing w:before="240" w:after="120"/>
+        <w:spacing w:before="0" w:after="120"/>
         <w:rPr/>
       </w:pPr>
       <w:r>
@@ -4500,6 +4509,1181 @@
       <w:r>
         <w:rPr/>
         <w:t>Stages 0–3 are all single-threaded and independently verifiable against the existing fixture set and existing logs — each one either matches known-good output or it doesn't, no ambiguity. Stage 4 adds the queue mechanism without the concurrency risk. Stage 5 is the only stage where genuinely new failure modes (races, corruption, crash blast-radius) can appear — and by then everything else has already been proven correct in isolation, so any bug found is almost certainly a threading bug, not a logic bug.</w:t>
+      </w:r>
+      <w:r>
+        <w:br w:type="page"/>
+      </w:r>
+    </w:p>
+    <w:p>
+      <w:pPr>
+        <w:pStyle w:val="Heading2"/>
+        <w:rPr>
+          <w:b w:val="false"/>
+          <w:bCs w:val="false"/>
+          <w:i w:val="false"/>
+          <w:i w:val="false"/>
+          <w:iCs w:val="false"/>
+        </w:rPr>
+      </w:pPr>
+      <w:r>
+        <w:rPr>
+          <w:b w:val="false"/>
+          <w:bCs w:val="false"/>
+          <w:i w:val="false"/>
+          <w:iCs w:val="false"/>
+        </w:rPr>
+        <w:t>Findings and lesson from implementations 05-AUG-2026</w:t>
+      </w:r>
+    </w:p>
+    <w:p>
+      <w:pPr>
+        <w:pStyle w:val="Normal"/>
+        <w:spacing w:before="0" w:after="200"/>
+        <w:rPr>
+          <w:b w:val="false"/>
+          <w:bCs w:val="false"/>
+          <w:i w:val="false"/>
+          <w:i w:val="false"/>
+          <w:iCs w:val="false"/>
+        </w:rPr>
+      </w:pPr>
+      <w:r>
+        <w:rPr>
+          <w:b w:val="false"/>
+          <w:bCs w:val="false"/>
+          <w:i w:val="false"/>
+          <w:iCs w:val="false"/>
+        </w:rPr>
+        <w:t xml:space="preserve">The below findings list and recommendations were found during a successful u=implementation on 05-Aog-2026.  </w:t>
+      </w:r>
+    </w:p>
+    <w:p>
+      <w:pPr>
+        <w:pStyle w:val="Normal"/>
+        <w:spacing w:before="0" w:after="200"/>
+        <w:rPr>
+          <w:b w:val="false"/>
+          <w:bCs w:val="false"/>
+          <w:i w:val="false"/>
+          <w:i w:val="false"/>
+          <w:iCs w:val="false"/>
+        </w:rPr>
+      </w:pPr>
+      <w:r>
+        <w:rPr>
+          <w:b w:val="false"/>
+          <w:bCs w:val="false"/>
+          <w:i w:val="false"/>
+          <w:iCs w:val="false"/>
+        </w:rPr>
+      </w:r>
+    </w:p>
+    <w:p>
+      <w:pPr>
+        <w:pStyle w:val="Normal"/>
+        <w:spacing w:before="0" w:after="200"/>
+        <w:rPr>
+          <w:b w:val="false"/>
+          <w:bCs w:val="false"/>
+          <w:i w:val="false"/>
+          <w:i w:val="false"/>
+          <w:iCs w:val="false"/>
+        </w:rPr>
+      </w:pPr>
+      <w:r>
+        <w:rPr>
+          <w:b w:val="false"/>
+          <w:bCs w:val="false"/>
+          <w:i w:val="false"/>
+          <w:iCs w:val="false"/>
+        </w:rPr>
+        <w:t>1: This one is related to this mornings implementation.  I have not fully analyzed the implementation  yet,  so here are some questions you might answered</w:t>
+      </w:r>
+    </w:p>
+    <w:p>
+      <w:pPr>
+        <w:pStyle w:val="Normal"/>
+        <w:spacing w:before="0" w:after="200"/>
+        <w:rPr>
+          <w:b w:val="false"/>
+          <w:bCs w:val="false"/>
+          <w:i w:val="false"/>
+          <w:i w:val="false"/>
+          <w:iCs w:val="false"/>
+        </w:rPr>
+      </w:pPr>
+      <w:r>
+        <w:rPr>
+          <w:b w:val="false"/>
+          <w:bCs w:val="false"/>
+          <w:i w:val="false"/>
+          <w:iCs w:val="false"/>
+        </w:rPr>
+        <w:tab/>
+        <w:t>a: Are the consumer and dispatcher processed running in there own threads ?  I think ideally main should be  used for controling creating them,  but not implmenting them.   It is obviously working as is but can I get your opinon and feedback on this ?</w:t>
+      </w:r>
+    </w:p>
+    <w:p>
+      <w:pPr>
+        <w:pStyle w:val="Normal"/>
+        <w:spacing w:before="0" w:after="200"/>
+        <w:rPr>
+          <w:b w:val="false"/>
+          <w:bCs w:val="false"/>
+          <w:i w:val="false"/>
+          <w:i w:val="false"/>
+          <w:iCs w:val="false"/>
+        </w:rPr>
+      </w:pPr>
+      <w:r>
+        <w:rPr>
+          <w:b w:val="false"/>
+          <w:bCs w:val="false"/>
+          <w:i w:val="false"/>
+          <w:iCs w:val="false"/>
+        </w:rPr>
+      </w:r>
+    </w:p>
+    <w:p>
+      <w:pPr>
+        <w:pStyle w:val="Normal"/>
+        <w:spacing w:before="0" w:after="200"/>
+        <w:rPr>
+          <w:b w:val="false"/>
+          <w:bCs w:val="false"/>
+          <w:i w:val="false"/>
+          <w:i w:val="false"/>
+          <w:iCs w:val="false"/>
+        </w:rPr>
+      </w:pPr>
+      <w:r>
+        <w:rPr>
+          <w:b w:val="false"/>
+          <w:bCs w:val="false"/>
+          <w:i w:val="false"/>
+          <w:iCs w:val="false"/>
+        </w:rPr>
+        <w:tab/>
+        <w:t>b.  Following on from a,  have we got all required parametes in consumer_file.ini ?</w:t>
+      </w:r>
+    </w:p>
+    <w:p>
+      <w:pPr>
+        <w:pStyle w:val="Normal"/>
+        <w:spacing w:before="0" w:after="200"/>
+        <w:rPr>
+          <w:b w:val="false"/>
+          <w:bCs w:val="false"/>
+          <w:i w:val="false"/>
+          <w:i w:val="false"/>
+          <w:iCs w:val="false"/>
+        </w:rPr>
+      </w:pPr>
+      <w:r>
+        <w:rPr>
+          <w:b w:val="false"/>
+          <w:bCs w:val="false"/>
+          <w:i w:val="false"/>
+          <w:iCs w:val="false"/>
+        </w:rPr>
+        <w:t>dispatcher.queue_count=5</w:t>
+      </w:r>
+    </w:p>
+    <w:p>
+      <w:pPr>
+        <w:pStyle w:val="Normal"/>
+        <w:spacing w:before="0" w:after="200"/>
+        <w:rPr>
+          <w:b w:val="false"/>
+          <w:bCs w:val="false"/>
+          <w:i w:val="false"/>
+          <w:i w:val="false"/>
+          <w:iCs w:val="false"/>
+        </w:rPr>
+      </w:pPr>
+      <w:r>
+        <w:rPr>
+          <w:b w:val="false"/>
+          <w:bCs w:val="false"/>
+          <w:i w:val="false"/>
+          <w:iCs w:val="false"/>
+        </w:rPr>
+        <w:t>dispatcher.queue_depth=500</w:t>
+      </w:r>
+    </w:p>
+    <w:p>
+      <w:pPr>
+        <w:pStyle w:val="Normal"/>
+        <w:spacing w:before="0" w:after="200"/>
+        <w:rPr>
+          <w:b w:val="false"/>
+          <w:bCs w:val="false"/>
+          <w:i w:val="false"/>
+          <w:i w:val="false"/>
+          <w:iCs w:val="false"/>
+        </w:rPr>
+      </w:pPr>
+      <w:r>
+        <w:rPr>
+          <w:b w:val="false"/>
+          <w:bCs w:val="false"/>
+          <w:i w:val="false"/>
+          <w:iCs w:val="false"/>
+        </w:rPr>
+        <w:t>dispatcher.algorithm=round_robin</w:t>
+      </w:r>
+    </w:p>
+    <w:p>
+      <w:pPr>
+        <w:pStyle w:val="Normal"/>
+        <w:spacing w:before="0" w:after="200"/>
+        <w:rPr>
+          <w:b w:val="false"/>
+          <w:bCs w:val="false"/>
+          <w:i w:val="false"/>
+          <w:i w:val="false"/>
+          <w:iCs w:val="false"/>
+        </w:rPr>
+      </w:pPr>
+      <w:r>
+        <w:rPr>
+          <w:b w:val="false"/>
+          <w:bCs w:val="false"/>
+          <w:i w:val="false"/>
+          <w:iCs w:val="false"/>
+        </w:rPr>
+        <w:tab/>
+        <w:t>I think we could also go with dispatcher.livetime .  If this is set to 0,  it is forever,  otherwise a setting in seconds</w:t>
+      </w:r>
+    </w:p>
+    <w:p>
+      <w:pPr>
+        <w:pStyle w:val="Normal"/>
+        <w:spacing w:before="0" w:after="200"/>
+        <w:rPr>
+          <w:b w:val="false"/>
+          <w:bCs w:val="false"/>
+          <w:i w:val="false"/>
+          <w:i w:val="false"/>
+          <w:iCs w:val="false"/>
+        </w:rPr>
+      </w:pPr>
+      <w:r>
+        <w:rPr>
+          <w:b w:val="false"/>
+          <w:bCs w:val="false"/>
+          <w:i w:val="false"/>
+          <w:iCs w:val="false"/>
+        </w:rPr>
+      </w:r>
+    </w:p>
+    <w:p>
+      <w:pPr>
+        <w:pStyle w:val="Normal"/>
+        <w:spacing w:before="0" w:after="200"/>
+        <w:rPr>
+          <w:b w:val="false"/>
+          <w:bCs w:val="false"/>
+          <w:i w:val="false"/>
+          <w:i w:val="false"/>
+          <w:iCs w:val="false"/>
+        </w:rPr>
+      </w:pPr>
+      <w:r>
+        <w:rPr>
+          <w:b w:val="false"/>
+          <w:bCs w:val="false"/>
+          <w:i w:val="false"/>
+          <w:iCs w:val="false"/>
+        </w:rPr>
+        <w:t>2: File open errors especially for clobs and blobs</w:t>
+      </w:r>
+    </w:p>
+    <w:p>
+      <w:pPr>
+        <w:pStyle w:val="Normal"/>
+        <w:spacing w:before="0" w:after="200"/>
+        <w:rPr>
+          <w:b w:val="false"/>
+          <w:bCs w:val="false"/>
+          <w:i w:val="false"/>
+          <w:i w:val="false"/>
+          <w:iCs w:val="false"/>
+        </w:rPr>
+      </w:pPr>
+      <w:r>
+        <w:rPr>
+          <w:b w:val="false"/>
+          <w:bCs w:val="false"/>
+          <w:i w:val="false"/>
+          <w:iCs w:val="false"/>
+        </w:rPr>
+        <w:t>We found that fopens to read test files for clobs or blobs caused an entire hang if the file that was in the test script for loading did not exist.  This should fail gracefully rather than hang.  This will most likely impact the insert and update modules.  This could be an additional unit test ?</w:t>
+      </w:r>
+    </w:p>
+    <w:p>
+      <w:pPr>
+        <w:pStyle w:val="Normal"/>
+        <w:spacing w:before="0" w:after="200"/>
+        <w:rPr>
+          <w:b w:val="false"/>
+          <w:bCs w:val="false"/>
+          <w:i w:val="false"/>
+          <w:i w:val="false"/>
+          <w:iCs w:val="false"/>
+        </w:rPr>
+      </w:pPr>
+      <w:r>
+        <w:rPr>
+          <w:b w:val="false"/>
+          <w:bCs w:val="false"/>
+          <w:i w:val="false"/>
+          <w:iCs w:val="false"/>
+        </w:rPr>
+      </w:r>
+    </w:p>
+    <w:p>
+      <w:pPr>
+        <w:pStyle w:val="Normal"/>
+        <w:spacing w:before="0" w:after="200"/>
+        <w:rPr>
+          <w:b w:val="false"/>
+          <w:bCs w:val="false"/>
+          <w:i w:val="false"/>
+          <w:i w:val="false"/>
+          <w:iCs w:val="false"/>
+        </w:rPr>
+      </w:pPr>
+      <w:r>
+        <w:rPr>
+          <w:b w:val="false"/>
+          <w:bCs w:val="false"/>
+          <w:i w:val="false"/>
+          <w:iCs w:val="false"/>
+        </w:rPr>
+        <w:t>3:  While we were working on the implementation I was thinking of the following scenario.  In the select module the query is gaurded by the below maximum on the return set as in config.ini.  The current setting is below</w:t>
+      </w:r>
+    </w:p>
+    <w:p>
+      <w:pPr>
+        <w:pStyle w:val="Normal"/>
+        <w:spacing w:before="0" w:after="200"/>
+        <w:rPr>
+          <w:b w:val="false"/>
+          <w:bCs w:val="false"/>
+          <w:i w:val="false"/>
+          <w:i w:val="false"/>
+          <w:iCs w:val="false"/>
+        </w:rPr>
+      </w:pPr>
+      <w:r>
+        <w:rPr>
+          <w:b w:val="false"/>
+          <w:bCs w:val="false"/>
+          <w:i w:val="false"/>
+          <w:iCs w:val="false"/>
+        </w:rPr>
+        <w:t># Maximum rows a SELECT may return (safety guard - query is aborted if exceeded)</w:t>
+      </w:r>
+    </w:p>
+    <w:p>
+      <w:pPr>
+        <w:pStyle w:val="Normal"/>
+        <w:spacing w:before="0" w:after="200"/>
+        <w:rPr>
+          <w:b w:val="false"/>
+          <w:bCs w:val="false"/>
+          <w:i w:val="false"/>
+          <w:i w:val="false"/>
+          <w:iCs w:val="false"/>
+        </w:rPr>
+      </w:pPr>
+      <w:r>
+        <w:rPr>
+          <w:b w:val="false"/>
+          <w:bCs w:val="false"/>
+          <w:i w:val="false"/>
+          <w:iCs w:val="false"/>
+        </w:rPr>
+        <w:t>query_max_record_count      = 2000</w:t>
+      </w:r>
+    </w:p>
+    <w:p>
+      <w:pPr>
+        <w:pStyle w:val="Normal"/>
+        <w:spacing w:before="0" w:after="200"/>
+        <w:rPr>
+          <w:b w:val="false"/>
+          <w:bCs w:val="false"/>
+          <w:i w:val="false"/>
+          <w:i w:val="false"/>
+          <w:iCs w:val="false"/>
+        </w:rPr>
+      </w:pPr>
+      <w:r>
+        <w:rPr>
+          <w:b w:val="false"/>
+          <w:bCs w:val="false"/>
+          <w:i w:val="false"/>
+          <w:iCs w:val="false"/>
+        </w:rPr>
+        <w:t>It would probably be better in this case,  rather than failing,  modify the query to just return the top query_max_record_count records and log a warning.   This will reduce  error count also.   I could see this the current way creating a lot of tickets,  with the workaround then all the user has to do is restrict the query themselves and re-run if required,  rather than log a ticket.</w:t>
+      </w:r>
+    </w:p>
+    <w:p>
+      <w:pPr>
+        <w:pStyle w:val="Normal"/>
+        <w:spacing w:before="0" w:after="200"/>
+        <w:rPr>
+          <w:b w:val="false"/>
+          <w:bCs w:val="false"/>
+          <w:i w:val="false"/>
+          <w:i w:val="false"/>
+          <w:iCs w:val="false"/>
+        </w:rPr>
+      </w:pPr>
+      <w:r>
+        <w:rPr>
+          <w:b w:val="false"/>
+          <w:bCs w:val="false"/>
+          <w:i w:val="false"/>
+          <w:iCs w:val="false"/>
+        </w:rPr>
+      </w:r>
+    </w:p>
+    <w:p>
+      <w:pPr>
+        <w:pStyle w:val="Normal"/>
+        <w:spacing w:before="0" w:after="200"/>
+        <w:rPr>
+          <w:b w:val="false"/>
+          <w:bCs w:val="false"/>
+          <w:i w:val="false"/>
+          <w:i w:val="false"/>
+          <w:iCs w:val="false"/>
+        </w:rPr>
+      </w:pPr>
+      <w:r>
+        <w:rPr>
+          <w:b w:val="false"/>
+          <w:bCs w:val="false"/>
+          <w:i w:val="false"/>
+          <w:iCs w:val="false"/>
+        </w:rPr>
+        <w:t>4:  This one has been sitting for a long time.  Currently now we have the session id and transaction id.  All logging goes through log_write in logger.c.   Could we also include the these values at the end of each log.  This is the ideal time to put this in.  What this will give us is a clean grep across all logs for the same session id or transaction id.  This will be a major help with debuging.</w:t>
+      </w:r>
+    </w:p>
+    <w:p>
+      <w:pPr>
+        <w:pStyle w:val="Normal"/>
+        <w:spacing w:before="0" w:after="200"/>
+        <w:rPr>
+          <w:b w:val="false"/>
+          <w:bCs w:val="false"/>
+          <w:i w:val="false"/>
+          <w:i w:val="false"/>
+          <w:iCs w:val="false"/>
+        </w:rPr>
+      </w:pPr>
+      <w:r>
+        <w:rPr>
+          <w:b w:val="false"/>
+          <w:bCs w:val="false"/>
+          <w:i w:val="false"/>
+          <w:iCs w:val="false"/>
+        </w:rPr>
+      </w:r>
+    </w:p>
+    <w:p>
+      <w:pPr>
+        <w:pStyle w:val="Normal"/>
+        <w:spacing w:before="0" w:after="200"/>
+        <w:rPr>
+          <w:b w:val="false"/>
+          <w:bCs w:val="false"/>
+          <w:i w:val="false"/>
+          <w:i w:val="false"/>
+          <w:iCs w:val="false"/>
+        </w:rPr>
+      </w:pPr>
+      <w:r>
+        <w:rPr>
+          <w:b w:val="false"/>
+          <w:bCs w:val="false"/>
+          <w:i w:val="false"/>
+          <w:iCs w:val="false"/>
+        </w:rPr>
+      </w:r>
+    </w:p>
+    <w:p>
+      <w:pPr>
+        <w:pStyle w:val="Normal"/>
+        <w:spacing w:before="0" w:after="200"/>
+        <w:rPr>
+          <w:b w:val="false"/>
+          <w:bCs w:val="false"/>
+          <w:i w:val="false"/>
+          <w:i w:val="false"/>
+          <w:iCs w:val="false"/>
+        </w:rPr>
+      </w:pPr>
+      <w:r>
+        <w:rPr>
+          <w:b w:val="false"/>
+          <w:bCs w:val="false"/>
+          <w:i w:val="false"/>
+          <w:iCs w:val="false"/>
+        </w:rPr>
+        <w:t>5: A troubleshooting document should be put together.   Specificly to trouble shoot oracle contention issues,</w:t>
+      </w:r>
+    </w:p>
+    <w:p>
+      <w:pPr>
+        <w:pStyle w:val="Normal"/>
+        <w:spacing w:before="0" w:after="200"/>
+        <w:rPr>
+          <w:b w:val="false"/>
+          <w:bCs w:val="false"/>
+          <w:i w:val="false"/>
+          <w:i w:val="false"/>
+          <w:iCs w:val="false"/>
+        </w:rPr>
+      </w:pPr>
+      <w:r>
+        <w:rPr>
+          <w:b w:val="false"/>
+          <w:bCs w:val="false"/>
+          <w:i w:val="false"/>
+          <w:iCs w:val="false"/>
+        </w:rPr>
+      </w:r>
+    </w:p>
+    <w:p>
+      <w:pPr>
+        <w:pStyle w:val="Normal"/>
+        <w:spacing w:before="0" w:after="200"/>
+        <w:rPr>
+          <w:b w:val="false"/>
+          <w:bCs w:val="false"/>
+          <w:i w:val="false"/>
+          <w:i w:val="false"/>
+          <w:iCs w:val="false"/>
+        </w:rPr>
+      </w:pPr>
+      <w:r>
+        <w:rPr>
+          <w:b w:val="false"/>
+          <w:bCs w:val="false"/>
+          <w:i w:val="false"/>
+          <w:iCs w:val="false"/>
+        </w:rPr>
+        <w:t>This morning we traced the contention with the following tools</w:t>
+      </w:r>
+    </w:p>
+    <w:p>
+      <w:pPr>
+        <w:pStyle w:val="Normal"/>
+        <w:spacing w:before="0" w:after="200"/>
+        <w:rPr>
+          <w:b w:val="false"/>
+          <w:bCs w:val="false"/>
+          <w:i w:val="false"/>
+          <w:i w:val="false"/>
+          <w:iCs w:val="false"/>
+        </w:rPr>
+      </w:pPr>
+      <w:r>
+        <w:rPr>
+          <w:b w:val="false"/>
+          <w:bCs w:val="false"/>
+          <w:i w:val="false"/>
+          <w:iCs w:val="false"/>
+        </w:rPr>
+      </w:r>
+    </w:p>
+    <w:p>
+      <w:pPr>
+        <w:pStyle w:val="Normal"/>
+        <w:spacing w:before="0" w:after="200"/>
+        <w:rPr>
+          <w:b w:val="false"/>
+          <w:bCs w:val="false"/>
+          <w:i w:val="false"/>
+          <w:i w:val="false"/>
+          <w:iCs w:val="false"/>
+        </w:rPr>
+      </w:pPr>
+      <w:r>
+        <w:rPr>
+          <w:b w:val="false"/>
+          <w:bCs w:val="false"/>
+          <w:i w:val="false"/>
+          <w:iCs w:val="false"/>
+        </w:rPr>
+        <w:t>1: gdp -p &lt;pid&gt;</w:t>
+      </w:r>
+    </w:p>
+    <w:p>
+      <w:pPr>
+        <w:pStyle w:val="Normal"/>
+        <w:spacing w:before="0" w:after="200"/>
+        <w:rPr>
+          <w:b w:val="false"/>
+          <w:bCs w:val="false"/>
+          <w:i w:val="false"/>
+          <w:i w:val="false"/>
+          <w:iCs w:val="false"/>
+        </w:rPr>
+      </w:pPr>
+      <w:r>
+        <w:rPr>
+          <w:b w:val="false"/>
+          <w:bCs w:val="false"/>
+          <w:i w:val="false"/>
+          <w:iCs w:val="false"/>
+        </w:rPr>
+        <w:t>I missed the second point to trace all threads</w:t>
+      </w:r>
+    </w:p>
+    <w:p>
+      <w:pPr>
+        <w:pStyle w:val="Normal"/>
+        <w:spacing w:before="0" w:after="200"/>
+        <w:rPr>
+          <w:b w:val="false"/>
+          <w:bCs w:val="false"/>
+          <w:i w:val="false"/>
+          <w:i w:val="false"/>
+          <w:iCs w:val="false"/>
+        </w:rPr>
+      </w:pPr>
+      <w:r>
+        <w:rPr>
+          <w:b w:val="false"/>
+          <w:bCs w:val="false"/>
+          <w:i w:val="false"/>
+          <w:iCs w:val="false"/>
+        </w:rPr>
+      </w:r>
+    </w:p>
+    <w:p>
+      <w:pPr>
+        <w:pStyle w:val="Normal"/>
+        <w:spacing w:before="0" w:after="200"/>
+        <w:rPr>
+          <w:b w:val="false"/>
+          <w:bCs w:val="false"/>
+          <w:i w:val="false"/>
+          <w:i w:val="false"/>
+          <w:iCs w:val="false"/>
+        </w:rPr>
+      </w:pPr>
+      <w:r>
+        <w:rPr>
+          <w:b w:val="false"/>
+          <w:bCs w:val="false"/>
+          <w:i w:val="false"/>
+          <w:iCs w:val="false"/>
+        </w:rPr>
+        <w:t>2: We got great help with session query</w:t>
+      </w:r>
+    </w:p>
+    <w:p>
+      <w:pPr>
+        <w:pStyle w:val="Normal"/>
+        <w:spacing w:before="0" w:after="200"/>
+        <w:rPr>
+          <w:b w:val="false"/>
+          <w:bCs w:val="false"/>
+          <w:i w:val="false"/>
+          <w:i w:val="false"/>
+          <w:iCs w:val="false"/>
+        </w:rPr>
+      </w:pPr>
+      <w:r>
+        <w:rPr>
+          <w:b w:val="false"/>
+          <w:bCs w:val="false"/>
+          <w:i w:val="false"/>
+          <w:iCs w:val="false"/>
+        </w:rPr>
+      </w:r>
+    </w:p>
+    <w:p>
+      <w:pPr>
+        <w:pStyle w:val="Normal"/>
+        <w:spacing w:before="0" w:after="200"/>
+        <w:rPr>
+          <w:b w:val="false"/>
+          <w:bCs w:val="false"/>
+          <w:i w:val="false"/>
+          <w:i w:val="false"/>
+          <w:iCs w:val="false"/>
+        </w:rPr>
+      </w:pPr>
+      <w:r>
+        <w:rPr>
+          <w:b w:val="false"/>
+          <w:bCs w:val="false"/>
+          <w:i w:val="false"/>
+          <w:iCs w:val="false"/>
+        </w:rPr>
+        <w:t>SELECT s.sid, s.serial#, s.username, s.status, s.last_call_et, s.program</w:t>
+      </w:r>
+    </w:p>
+    <w:p>
+      <w:pPr>
+        <w:pStyle w:val="Normal"/>
+        <w:rPr/>
+      </w:pPr>
+      <w:r>
+        <w:rPr/>
+        <w:t>FROM v$session s</w:t>
+      </w:r>
+    </w:p>
+    <w:p>
+      <w:pPr>
+        <w:pStyle w:val="Normal"/>
+        <w:rPr/>
+      </w:pPr>
+      <w:r>
+        <w:rPr/>
+        <w:t>JOIN v$lock l ON s.sid = l.sid</w:t>
+      </w:r>
+    </w:p>
+    <w:p>
+      <w:pPr>
+        <w:pStyle w:val="Normal"/>
+        <w:rPr/>
+      </w:pPr>
+      <w:r>
+        <w:rPr/>
+        <w:t>WHERE l.block = 1;</w:t>
+      </w:r>
+    </w:p>
+    <w:p>
+      <w:pPr>
+        <w:pStyle w:val="Normal"/>
+        <w:spacing w:before="0" w:after="200"/>
+        <w:rPr>
+          <w:b w:val="false"/>
+          <w:bCs w:val="false"/>
+          <w:i w:val="false"/>
+          <w:i w:val="false"/>
+          <w:iCs w:val="false"/>
+        </w:rPr>
+      </w:pPr>
+      <w:r>
+        <w:rPr>
+          <w:b w:val="false"/>
+          <w:bCs w:val="false"/>
+          <w:i w:val="false"/>
+          <w:iCs w:val="false"/>
+        </w:rPr>
+      </w:r>
+    </w:p>
+    <w:p>
+      <w:pPr>
+        <w:pStyle w:val="Normal"/>
+        <w:spacing w:before="0" w:after="200"/>
+        <w:rPr>
+          <w:b w:val="false"/>
+          <w:bCs w:val="false"/>
+          <w:i w:val="false"/>
+          <w:i w:val="false"/>
+          <w:iCs w:val="false"/>
+        </w:rPr>
+      </w:pPr>
+      <w:r>
+        <w:rPr>
+          <w:b w:val="false"/>
+          <w:bCs w:val="false"/>
+          <w:i w:val="false"/>
+          <w:iCs w:val="false"/>
+        </w:rPr>
+      </w:r>
+    </w:p>
+    <w:p>
+      <w:pPr>
+        <w:pStyle w:val="Normal"/>
+        <w:spacing w:before="0" w:after="200"/>
+        <w:rPr>
+          <w:b w:val="false"/>
+          <w:bCs w:val="false"/>
+          <w:i w:val="false"/>
+          <w:i w:val="false"/>
+          <w:iCs w:val="false"/>
+        </w:rPr>
+      </w:pPr>
+      <w:r>
+        <w:rPr>
+          <w:b w:val="false"/>
+          <w:bCs w:val="false"/>
+          <w:i w:val="false"/>
+          <w:iCs w:val="false"/>
+        </w:rPr>
+        <w:t>Could you confirm on the alter session command here ?</w:t>
+      </w:r>
+    </w:p>
+    <w:p>
+      <w:pPr>
+        <w:pStyle w:val="Normal"/>
+        <w:spacing w:before="0" w:after="200"/>
+        <w:rPr>
+          <w:b w:val="false"/>
+          <w:bCs w:val="false"/>
+          <w:i w:val="false"/>
+          <w:i w:val="false"/>
+          <w:iCs w:val="false"/>
+        </w:rPr>
+      </w:pPr>
+      <w:r>
+        <w:rPr>
+          <w:b w:val="false"/>
+          <w:bCs w:val="false"/>
+          <w:i w:val="false"/>
+          <w:iCs w:val="false"/>
+        </w:rPr>
+        <w:t>Also if you could show to to retrieve the blocking sql, that might point straight to the issue.</w:t>
+      </w:r>
+    </w:p>
+    <w:p>
+      <w:pPr>
+        <w:pStyle w:val="Normal"/>
+        <w:spacing w:before="0" w:after="200"/>
+        <w:rPr>
+          <w:b w:val="false"/>
+          <w:bCs w:val="false"/>
+          <w:i w:val="false"/>
+          <w:i w:val="false"/>
+          <w:iCs w:val="false"/>
+        </w:rPr>
+      </w:pPr>
+      <w:r>
+        <w:rPr>
+          <w:b w:val="false"/>
+          <w:bCs w:val="false"/>
+          <w:i w:val="false"/>
+          <w:iCs w:val="false"/>
+        </w:rPr>
+      </w:r>
+    </w:p>
+    <w:p>
+      <w:pPr>
+        <w:pStyle w:val="Normal"/>
+        <w:spacing w:before="0" w:after="200"/>
+        <w:rPr>
+          <w:b w:val="false"/>
+          <w:bCs w:val="false"/>
+          <w:i w:val="false"/>
+          <w:i w:val="false"/>
+          <w:iCs w:val="false"/>
+        </w:rPr>
+      </w:pPr>
+      <w:r>
+        <w:rPr>
+          <w:b w:val="false"/>
+          <w:bCs w:val="false"/>
+          <w:i w:val="false"/>
+          <w:iCs w:val="false"/>
+        </w:rPr>
+        <w:t xml:space="preserve">3:  SQL database log.   </w:t>
+      </w:r>
+    </w:p>
+    <w:p>
+      <w:pPr>
+        <w:pStyle w:val="Normal"/>
+        <w:spacing w:before="0" w:after="200"/>
+        <w:rPr>
+          <w:b w:val="false"/>
+          <w:bCs w:val="false"/>
+          <w:i w:val="false"/>
+          <w:i w:val="false"/>
+          <w:iCs w:val="false"/>
+        </w:rPr>
+      </w:pPr>
+      <w:r>
+        <w:rPr>
+          <w:b w:val="false"/>
+          <w:bCs w:val="false"/>
+          <w:i w:val="false"/>
+          <w:iCs w:val="false"/>
+        </w:rPr>
+        <w:tab/>
+        <w:t>Could you show how we can put the sql trace at database level ?   I think this is sqlnet.ora.   This will be a last resort.</w:t>
+      </w:r>
+    </w:p>
+    <w:p>
+      <w:pPr>
+        <w:pStyle w:val="Normal"/>
+        <w:spacing w:before="0" w:after="200"/>
+        <w:rPr>
+          <w:b w:val="false"/>
+          <w:bCs w:val="false"/>
+          <w:i w:val="false"/>
+          <w:i w:val="false"/>
+          <w:iCs w:val="false"/>
+        </w:rPr>
+      </w:pPr>
+      <w:r>
+        <w:rPr>
+          <w:b w:val="false"/>
+          <w:bCs w:val="false"/>
+          <w:i w:val="false"/>
+          <w:iCs w:val="false"/>
+        </w:rPr>
+      </w:r>
+    </w:p>
+    <w:p>
+      <w:pPr>
+        <w:pStyle w:val="Normal"/>
+        <w:spacing w:before="0" w:after="200"/>
+        <w:rPr>
+          <w:b w:val="false"/>
+          <w:bCs w:val="false"/>
+          <w:i w:val="false"/>
+          <w:i w:val="false"/>
+          <w:iCs w:val="false"/>
+        </w:rPr>
+      </w:pPr>
+      <w:r>
+        <w:rPr>
+          <w:b w:val="false"/>
+          <w:bCs w:val="false"/>
+          <w:i w:val="false"/>
+          <w:iCs w:val="false"/>
+        </w:rPr>
+      </w:r>
+    </w:p>
+    <w:p>
+      <w:pPr>
+        <w:pStyle w:val="Normal"/>
+        <w:spacing w:before="0" w:after="200"/>
+        <w:rPr>
+          <w:b w:val="false"/>
+          <w:bCs w:val="false"/>
+          <w:i w:val="false"/>
+          <w:i w:val="false"/>
+          <w:iCs w:val="false"/>
+        </w:rPr>
+      </w:pPr>
+      <w:r>
+        <w:rPr>
+          <w:b w:val="false"/>
+          <w:bCs w:val="false"/>
+          <w:i w:val="false"/>
+          <w:iCs w:val="false"/>
+        </w:rPr>
+      </w:r>
+    </w:p>
+    <w:p>
+      <w:pPr>
+        <w:pStyle w:val="Normal"/>
+        <w:spacing w:before="0" w:after="200"/>
+        <w:rPr>
+          <w:b w:val="false"/>
+          <w:bCs w:val="false"/>
+          <w:i w:val="false"/>
+          <w:i w:val="false"/>
+          <w:iCs w:val="false"/>
+        </w:rPr>
+      </w:pPr>
+      <w:r>
+        <w:rPr>
+          <w:b w:val="false"/>
+          <w:bCs w:val="false"/>
+          <w:i w:val="false"/>
+          <w:iCs w:val="false"/>
+        </w:rPr>
+      </w:r>
+    </w:p>
+    <w:p>
+      <w:pPr>
+        <w:pStyle w:val="Normal"/>
+        <w:spacing w:before="0" w:after="200"/>
+        <w:rPr>
+          <w:b w:val="false"/>
+          <w:bCs w:val="false"/>
+          <w:i w:val="false"/>
+          <w:i w:val="false"/>
+          <w:iCs w:val="false"/>
+        </w:rPr>
+      </w:pPr>
+      <w:r>
+        <w:rPr>
+          <w:b w:val="false"/>
+          <w:bCs w:val="false"/>
+          <w:i w:val="false"/>
+          <w:iCs w:val="false"/>
+        </w:rPr>
+      </w:r>
+    </w:p>
+    <w:p>
+      <w:pPr>
+        <w:pStyle w:val="Normal"/>
+        <w:spacing w:before="0" w:after="200"/>
+        <w:rPr>
+          <w:b w:val="false"/>
+          <w:bCs w:val="false"/>
+          <w:i w:val="false"/>
+          <w:i w:val="false"/>
+          <w:iCs w:val="false"/>
+        </w:rPr>
+      </w:pPr>
+      <w:r>
+        <w:rPr>
+          <w:b w:val="false"/>
+          <w:bCs w:val="false"/>
+          <w:i w:val="false"/>
+          <w:iCs w:val="false"/>
+        </w:rPr>
+      </w:r>
+    </w:p>
+    <w:p>
+      <w:pPr>
+        <w:pStyle w:val="Normal"/>
+        <w:spacing w:before="0" w:after="200"/>
+        <w:rPr>
+          <w:b w:val="false"/>
+          <w:bCs w:val="false"/>
+          <w:i w:val="false"/>
+          <w:i w:val="false"/>
+          <w:iCs w:val="false"/>
+        </w:rPr>
+      </w:pPr>
+      <w:r>
+        <w:rPr>
+          <w:b w:val="false"/>
+          <w:bCs w:val="false"/>
+          <w:i w:val="false"/>
+          <w:iCs w:val="false"/>
+        </w:rPr>
+      </w:r>
+    </w:p>
+    <w:p>
+      <w:pPr>
+        <w:pStyle w:val="Normal"/>
+        <w:spacing w:before="0" w:after="200"/>
+        <w:rPr>
+          <w:b w:val="false"/>
+          <w:bCs w:val="false"/>
+          <w:i w:val="false"/>
+          <w:i w:val="false"/>
+          <w:iCs w:val="false"/>
+        </w:rPr>
+      </w:pPr>
+      <w:r>
+        <w:rPr>
+          <w:b w:val="false"/>
+          <w:bCs w:val="false"/>
+          <w:i w:val="false"/>
+          <w:iCs w:val="false"/>
+        </w:rPr>
+      </w:r>
+    </w:p>
+    <w:p>
+      <w:pPr>
+        <w:pStyle w:val="Normal"/>
+        <w:spacing w:before="0" w:after="200"/>
+        <w:rPr>
+          <w:b w:val="false"/>
+          <w:bCs w:val="false"/>
+          <w:i w:val="false"/>
+          <w:i w:val="false"/>
+          <w:iCs w:val="false"/>
+        </w:rPr>
+      </w:pPr>
+      <w:r>
+        <w:rPr>
+          <w:b w:val="false"/>
+          <w:bCs w:val="false"/>
+          <w:i w:val="false"/>
+          <w:iCs w:val="false"/>
+        </w:rPr>
+      </w:r>
+    </w:p>
+    <w:p>
+      <w:pPr>
+        <w:pStyle w:val="Normal"/>
+        <w:spacing w:before="0" w:after="200"/>
+        <w:rPr>
+          <w:b w:val="false"/>
+          <w:bCs w:val="false"/>
+          <w:i w:val="false"/>
+          <w:i w:val="false"/>
+          <w:iCs w:val="false"/>
+        </w:rPr>
+      </w:pPr>
+      <w:r>
+        <w:rPr>
+          <w:b w:val="false"/>
+          <w:bCs w:val="false"/>
+          <w:i w:val="false"/>
+          <w:iCs w:val="false"/>
+        </w:rPr>
+      </w:r>
+    </w:p>
+    <w:p>
+      <w:pPr>
+        <w:pStyle w:val="Normal"/>
+        <w:spacing w:before="0" w:after="200"/>
+        <w:rPr>
+          <w:b w:val="false"/>
+          <w:bCs w:val="false"/>
+          <w:i w:val="false"/>
+          <w:i w:val="false"/>
+          <w:iCs w:val="false"/>
+        </w:rPr>
+      </w:pPr>
+      <w:r>
+        <w:rPr>
+          <w:b w:val="false"/>
+          <w:bCs w:val="false"/>
+          <w:i w:val="false"/>
+          <w:iCs w:val="false"/>
+        </w:rPr>
+      </w:r>
+    </w:p>
+    <w:p>
+      <w:pPr>
+        <w:pStyle w:val="Normal"/>
+        <w:spacing w:before="0" w:after="200"/>
+        <w:rPr>
+          <w:b w:val="false"/>
+          <w:bCs w:val="false"/>
+          <w:i w:val="false"/>
+          <w:i w:val="false"/>
+          <w:iCs w:val="false"/>
+        </w:rPr>
+      </w:pPr>
+      <w:r>
+        <w:rPr>
+          <w:b w:val="false"/>
+          <w:bCs w:val="false"/>
+          <w:i w:val="false"/>
+          <w:iCs w:val="false"/>
+        </w:rPr>
+      </w:r>
+    </w:p>
+    <w:p>
+      <w:pPr>
+        <w:pStyle w:val="Normal"/>
+        <w:spacing w:before="0" w:after="200"/>
+        <w:rPr>
+          <w:b w:val="false"/>
+          <w:bCs w:val="false"/>
+          <w:i w:val="false"/>
+          <w:i w:val="false"/>
+          <w:iCs w:val="false"/>
+        </w:rPr>
+      </w:pPr>
+      <w:r>
+        <w:rPr>
+          <w:b w:val="false"/>
+          <w:bCs w:val="false"/>
+          <w:i w:val="false"/>
+          <w:iCs w:val="false"/>
+        </w:rPr>
       </w:r>
     </w:p>
     <w:sectPr>
@@ -5258,8 +6442,8 @@
       <w:u w:val="single"/>
     </w:rPr>
   </w:style>
-  <w:style w:type="character" w:styleId="FootnoteCharactersuser">
-    <w:name w:val="Footnote Characters (user)"/>
+  <w:style w:type="character" w:styleId="FootnoteCharacters">
+    <w:name w:val="Footnote Characters"/>
     <w:uiPriority w:val="99"/>
     <w:semiHidden/>
     <w:unhideWhenUsed/>
@@ -5268,8 +6452,8 @@
       <w:vertAlign w:val="superscript"/>
     </w:rPr>
   </w:style>
-  <w:style w:type="character" w:styleId="FootnoteCharacters">
-    <w:name w:val="Footnote Characters"/>
+  <w:style w:type="character" w:styleId="FootnoteCharactersuser">
+    <w:name w:val="Footnote Characters (user)"/>
     <w:qFormat/>
     <w:rPr>
       <w:vertAlign w:val="superscript"/>
@@ -5293,8 +6477,8 @@
       <w:szCs w:val="20"/>
     </w:rPr>
   </w:style>
-  <w:style w:type="character" w:styleId="EndnoteCharactersuser">
-    <w:name w:val="Endnote Characters (user)"/>
+  <w:style w:type="character" w:styleId="EndnoteCharacters">
+    <w:name w:val="Endnote Characters"/>
     <w:uiPriority w:val="99"/>
     <w:semiHidden/>
     <w:unhideWhenUsed/>
@@ -5303,8 +6487,8 @@
       <w:vertAlign w:val="superscript"/>
     </w:rPr>
   </w:style>
-  <w:style w:type="character" w:styleId="EndnoteCharacters">
-    <w:name w:val="Endnote Characters"/>
+  <w:style w:type="character" w:styleId="EndnoteCharactersuser">
+    <w:name w:val="Endnote Characters (user)"/>
     <w:qFormat/>
     <w:rPr>
       <w:vertAlign w:val="superscript"/>
